--- a/benchmarks/docx/corpus/numbering/direct-numbered-control.docx
+++ b/benchmarks/docx/corpus/numbering/direct-numbered-control.docx
@@ -74,9 +74,9 @@
 <file path=word/numbering.xml><?xml version="1.0" encoding="utf-8"?>
 <w:numbering xmlns:wpc="http://schemas.microsoft.com/office/word/2010/wordprocessingCanvas" xmlns:cx="http://schemas.microsoft.com/office/drawing/2014/chartex" xmlns:cx1="http://schemas.microsoft.com/office/drawing/2015/9/8/chartex" xmlns:cx2="http://schemas.microsoft.com/office/drawing/2015/10/21/chartex" xmlns:cx3="http://schemas.microsoft.com/office/drawing/2016/5/9/chartex" xmlns:cx4="http://schemas.microsoft.com/office/drawing/2016/5/10/chartex" xmlns:cx5="http://schemas.microsoft.com/office/drawing/2016/5/11/chartex" xmlns:cx6="http://schemas.microsoft.com/office/drawing/2016/5/12/chartex" xmlns:cx7="http://schemas.microsoft.com/office/drawing/2016/5/13/chartex" xmlns:cx8="http://schemas.microsoft.com/office/drawing/2016/5/14/chartex" xmlns:mc="http://schemas.openxmlformats.org/markup-compatibility/2006" xmlns:aink="http://schemas.microsoft.com/office/drawing/2016/ink" xmlns:am3d="http://schemas.microsoft.com/office/drawing/2017/model3d" xmlns:o="urn:schemas-microsoft-com:office:office" xmlns:oel="http://schemas.microsoft.com/office/2019/extlst" xmlns:r="http://schemas.openxmlformats.org/officeDocument/2006/relationships" xmlns:m="http://schemas.openxmlformats.org/officeDocument/2006/math" xmlns:v="urn:schemas-microsoft-com:vml" xmlns:wp14="http://schemas.microsoft.com/office/word/2010/wordprocessingDrawing" xmlns:wp="http://schemas.openxmlformats.org/drawingml/2006/wordprocessingDrawing" xmlns:w10="urn:schemas-microsoft-com:office:word" xmlns:w="http://schemas.openxmlformats.org/wordprocessingml/2006/main" xmlns:w14="http://schemas.microsoft.com/office/word/2010/wordml" xmlns:w15="http://schemas.microsoft.com/office/word/2012/wordml" xmlns:w16cex="http://schemas.microsoft.com/office/word/2018/wordml/cex" xmlns:w16cid="http://schemas.microsoft.com/office/word/2016/wordml/cid" xmlns:w16="http://schemas.microsoft.com/office/word/2018/wordml" xmlns:w16du="http://schemas.microsoft.com/office/word/2023/wordml/word16du" xmlns:w16sdtdh="http://schemas.microsoft.com/office/word/2020/wordml/sdtdatahash" xmlns:w16sdtfl="http://schemas.microsoft.com/office/word/2024/wordml/sdtformatlock" xmlns:w16se="http://schemas.microsoft.com/office/word/2015/wordml/symex" xmlns:wpg="http://schemas.microsoft.com/office/word/2010/wordprocessingGroup" xmlns:wpi="http://schemas.microsoft.com/office/word/2010/wordprocessingInk" xmlns:wne="http://schemas.microsoft.com/office/word/2006/wordml" xmlns:wps="http://schemas.microsoft.com/office/word/2010/wordprocessingShape" mc:Ignorable="w14 w15 w16se w16cid w16 w16cex w16sdtdh w16sdtfl w16du wp14">
   <w:abstractNum w:abstractNumId="0" w15:restartNumberingAfterBreak="0">
-    <w:nsid w:val="21806284"/>
+    <w:nsid w:val="0995490A"/>
     <w:multiLevelType w:val="hybridMultilevel"/>
-    <w:tmpl w:val="746E292C"/>
+    <w:tmpl w:val="8CFE4CB0"/>
     <w:lvl w:ilvl="0" w:tplc="0409000F">
       <w:start w:val="1"/>
       <w:numFmt w:val="decimal"/>
@@ -160,9 +160,9 @@
     </w:lvl>
   </w:abstractNum>
   <w:abstractNum w:abstractNumId="1" w15:restartNumberingAfterBreak="0">
-    <w:nsid w:val="5C161386"/>
+    <w:nsid w:val="1B530394"/>
     <w:multiLevelType w:val="hybridMultilevel"/>
-    <w:tmpl w:val="670CD228"/>
+    <w:tmpl w:val="0B9E1538"/>
     <w:lvl w:ilvl="0" w:tplc="0409000F">
       <w:start w:val="1"/>
       <w:numFmt w:val="decimal"/>
@@ -246,9 +246,9 @@
     </w:lvl>
   </w:abstractNum>
   <w:abstractNum w:abstractNumId="2" w15:restartNumberingAfterBreak="0">
-    <w:nsid w:val="6BFC63DF"/>
+    <w:nsid w:val="617E6950"/>
     <w:multiLevelType w:val="hybridMultilevel"/>
-    <w:tmpl w:val="7B24ACA2"/>
+    <w:tmpl w:val="BC6C33A6"/>
     <w:lvl w:ilvl="0" w:tplc="0409000F">
       <w:start w:val="1"/>
       <w:numFmt w:val="decimal"/>
@@ -331,14 +331,14 @@
       </w:pPr>
     </w:lvl>
   </w:abstractNum>
-  <w:num w:numId="1" w16cid:durableId="67003193">
-    <w:abstractNumId w:val="1"/>
-  </w:num>
-  <w:num w:numId="2" w16cid:durableId="1866946084">
+  <w:num w:numId="1" w16cid:durableId="785197000">
     <w:abstractNumId w:val="2"/>
   </w:num>
-  <w:num w:numId="3" w16cid:durableId="1731877300">
+  <w:num w:numId="2" w16cid:durableId="1892187541">
     <w:abstractNumId w:val="0"/>
+  </w:num>
+  <w:num w:numId="3" w16cid:durableId="854880103">
+    <w:abstractNumId w:val="1"/>
   </w:num>
 </w:numbering>
 </file>
@@ -751,7 +751,7 @@
     <w:link w:val="Heading1Char"/>
     <w:uiPriority w:val="9"/>
     <w:qFormat/>
-    <w:rsid w:val="00AE41E2"/>
+    <w:rsid w:val="00CD3116"/>
     <w:pPr>
       <w:keepNext/>
       <w:keepLines/>
@@ -774,7 +774,7 @@
     <w:semiHidden/>
     <w:unhideWhenUsed/>
     <w:qFormat/>
-    <w:rsid w:val="00AE41E2"/>
+    <w:rsid w:val="00CD3116"/>
     <w:pPr>
       <w:keepNext/>
       <w:keepLines/>
@@ -797,7 +797,7 @@
     <w:semiHidden/>
     <w:unhideWhenUsed/>
     <w:qFormat/>
-    <w:rsid w:val="00AE41E2"/>
+    <w:rsid w:val="00CD3116"/>
     <w:pPr>
       <w:keepNext/>
       <w:keepLines/>
@@ -820,7 +820,7 @@
     <w:semiHidden/>
     <w:unhideWhenUsed/>
     <w:qFormat/>
-    <w:rsid w:val="00AE41E2"/>
+    <w:rsid w:val="00CD3116"/>
     <w:pPr>
       <w:keepNext/>
       <w:keepLines/>
@@ -843,7 +843,7 @@
     <w:semiHidden/>
     <w:unhideWhenUsed/>
     <w:qFormat/>
-    <w:rsid w:val="00AE41E2"/>
+    <w:rsid w:val="00CD3116"/>
     <w:pPr>
       <w:keepNext/>
       <w:keepLines/>
@@ -864,7 +864,7 @@
     <w:semiHidden/>
     <w:unhideWhenUsed/>
     <w:qFormat/>
-    <w:rsid w:val="00AE41E2"/>
+    <w:rsid w:val="00CD3116"/>
     <w:pPr>
       <w:keepNext/>
       <w:keepLines/>
@@ -887,7 +887,7 @@
     <w:semiHidden/>
     <w:unhideWhenUsed/>
     <w:qFormat/>
-    <w:rsid w:val="00AE41E2"/>
+    <w:rsid w:val="00CD3116"/>
     <w:pPr>
       <w:keepNext/>
       <w:keepLines/>
@@ -908,7 +908,7 @@
     <w:semiHidden/>
     <w:unhideWhenUsed/>
     <w:qFormat/>
-    <w:rsid w:val="00AE41E2"/>
+    <w:rsid w:val="00CD3116"/>
     <w:pPr>
       <w:keepNext/>
       <w:keepLines/>
@@ -931,7 +931,7 @@
     <w:semiHidden/>
     <w:unhideWhenUsed/>
     <w:qFormat/>
-    <w:rsid w:val="00AE41E2"/>
+    <w:rsid w:val="00CD3116"/>
     <w:pPr>
       <w:keepNext/>
       <w:keepLines/>
@@ -975,7 +975,7 @@
     <w:basedOn w:val="DefaultParagraphFont"/>
     <w:link w:val="Heading1"/>
     <w:uiPriority w:val="9"/>
-    <w:rsid w:val="00AE41E2"/>
+    <w:rsid w:val="00CD3116"/>
     <w:rPr>
       <w:rFonts w:asciiTheme="majorHAnsi" w:eastAsiaTheme="majorEastAsia" w:hAnsiTheme="majorHAnsi" w:cstheme="majorBidi"/>
       <w:color w:val="2F5496" w:themeColor="accent1" w:themeShade="BF"/>
@@ -989,7 +989,7 @@
     <w:link w:val="Heading2"/>
     <w:uiPriority w:val="9"/>
     <w:semiHidden/>
-    <w:rsid w:val="00AE41E2"/>
+    <w:rsid w:val="00CD3116"/>
     <w:rPr>
       <w:rFonts w:asciiTheme="majorHAnsi" w:eastAsiaTheme="majorEastAsia" w:hAnsiTheme="majorHAnsi" w:cstheme="majorBidi"/>
       <w:color w:val="2F5496" w:themeColor="accent1" w:themeShade="BF"/>
@@ -1003,7 +1003,7 @@
     <w:link w:val="Heading3"/>
     <w:uiPriority w:val="9"/>
     <w:semiHidden/>
-    <w:rsid w:val="00AE41E2"/>
+    <w:rsid w:val="00CD3116"/>
     <w:rPr>
       <w:rFonts w:eastAsiaTheme="majorEastAsia" w:cstheme="majorBidi"/>
       <w:color w:val="2F5496" w:themeColor="accent1" w:themeShade="BF"/>
@@ -1017,7 +1017,7 @@
     <w:link w:val="Heading4"/>
     <w:uiPriority w:val="9"/>
     <w:semiHidden/>
-    <w:rsid w:val="00AE41E2"/>
+    <w:rsid w:val="00CD3116"/>
     <w:rPr>
       <w:rFonts w:eastAsiaTheme="majorEastAsia" w:cstheme="majorBidi"/>
       <w:i/>
@@ -1031,7 +1031,7 @@
     <w:link w:val="Heading5"/>
     <w:uiPriority w:val="9"/>
     <w:semiHidden/>
-    <w:rsid w:val="00AE41E2"/>
+    <w:rsid w:val="00CD3116"/>
     <w:rPr>
       <w:rFonts w:eastAsiaTheme="majorEastAsia" w:cstheme="majorBidi"/>
       <w:color w:val="2F5496" w:themeColor="accent1" w:themeShade="BF"/>
@@ -1043,7 +1043,7 @@
     <w:link w:val="Heading6"/>
     <w:uiPriority w:val="9"/>
     <w:semiHidden/>
-    <w:rsid w:val="00AE41E2"/>
+    <w:rsid w:val="00CD3116"/>
     <w:rPr>
       <w:rFonts w:eastAsiaTheme="majorEastAsia" w:cstheme="majorBidi"/>
       <w:i/>
@@ -1057,7 +1057,7 @@
     <w:link w:val="Heading7"/>
     <w:uiPriority w:val="9"/>
     <w:semiHidden/>
-    <w:rsid w:val="00AE41E2"/>
+    <w:rsid w:val="00CD3116"/>
     <w:rPr>
       <w:rFonts w:eastAsiaTheme="majorEastAsia" w:cstheme="majorBidi"/>
       <w:color w:val="595959" w:themeColor="text1" w:themeTint="A6"/>
@@ -1069,7 +1069,7 @@
     <w:link w:val="Heading8"/>
     <w:uiPriority w:val="9"/>
     <w:semiHidden/>
-    <w:rsid w:val="00AE41E2"/>
+    <w:rsid w:val="00CD3116"/>
     <w:rPr>
       <w:rFonts w:eastAsiaTheme="majorEastAsia" w:cstheme="majorBidi"/>
       <w:i/>
@@ -1083,7 +1083,7 @@
     <w:link w:val="Heading9"/>
     <w:uiPriority w:val="9"/>
     <w:semiHidden/>
-    <w:rsid w:val="00AE41E2"/>
+    <w:rsid w:val="00CD3116"/>
     <w:rPr>
       <w:rFonts w:eastAsiaTheme="majorEastAsia" w:cstheme="majorBidi"/>
       <w:color w:val="272727" w:themeColor="text1" w:themeTint="D8"/>
@@ -1096,7 +1096,7 @@
     <w:link w:val="TitleChar"/>
     <w:uiPriority w:val="10"/>
     <w:qFormat/>
-    <w:rsid w:val="00AE41E2"/>
+    <w:rsid w:val="00CD3116"/>
     <w:pPr>
       <w:spacing w:after="80" w:line="240" w:lineRule="auto"/>
       <w:contextualSpacing/>
@@ -1114,7 +1114,7 @@
     <w:basedOn w:val="DefaultParagraphFont"/>
     <w:link w:val="Title"/>
     <w:uiPriority w:val="10"/>
-    <w:rsid w:val="00AE41E2"/>
+    <w:rsid w:val="00CD3116"/>
     <w:rPr>
       <w:rFonts w:asciiTheme="majorHAnsi" w:eastAsiaTheme="majorEastAsia" w:hAnsiTheme="majorHAnsi" w:cstheme="majorBidi"/>
       <w:spacing w:val="-10"/>
@@ -1130,7 +1130,7 @@
     <w:link w:val="SubtitleChar"/>
     <w:uiPriority w:val="11"/>
     <w:qFormat/>
-    <w:rsid w:val="00AE41E2"/>
+    <w:rsid w:val="00CD3116"/>
     <w:pPr>
       <w:numPr>
         <w:ilvl w:val="1"/>
@@ -1149,7 +1149,7 @@
     <w:basedOn w:val="DefaultParagraphFont"/>
     <w:link w:val="Subtitle"/>
     <w:uiPriority w:val="11"/>
-    <w:rsid w:val="00AE41E2"/>
+    <w:rsid w:val="00CD3116"/>
     <w:rPr>
       <w:rFonts w:eastAsiaTheme="majorEastAsia" w:cstheme="majorBidi"/>
       <w:color w:val="595959" w:themeColor="text1" w:themeTint="A6"/>
@@ -1165,7 +1165,7 @@
     <w:link w:val="QuoteChar"/>
     <w:uiPriority w:val="29"/>
     <w:qFormat/>
-    <w:rsid w:val="00AE41E2"/>
+    <w:rsid w:val="00CD3116"/>
     <w:pPr>
       <w:spacing w:before="160"/>
       <w:jc w:val="center"/>
@@ -1181,7 +1181,7 @@
     <w:basedOn w:val="DefaultParagraphFont"/>
     <w:link w:val="Quote"/>
     <w:uiPriority w:val="29"/>
-    <w:rsid w:val="00AE41E2"/>
+    <w:rsid w:val="00CD3116"/>
     <w:rPr>
       <w:i/>
       <w:iCs/>
@@ -1193,7 +1193,7 @@
     <w:basedOn w:val="Normal"/>
     <w:uiPriority w:val="34"/>
     <w:qFormat/>
-    <w:rsid w:val="00AE41E2"/>
+    <w:rsid w:val="00CD3116"/>
     <w:pPr>
       <w:ind w:left="720"/>
       <w:contextualSpacing/>
@@ -1204,7 +1204,7 @@
     <w:basedOn w:val="DefaultParagraphFont"/>
     <w:uiPriority w:val="21"/>
     <w:qFormat/>
-    <w:rsid w:val="00AE41E2"/>
+    <w:rsid w:val="00CD3116"/>
     <w:rPr>
       <w:i/>
       <w:iCs/>
@@ -1218,7 +1218,7 @@
     <w:link w:val="IntenseQuoteChar"/>
     <w:uiPriority w:val="30"/>
     <w:qFormat/>
-    <w:rsid w:val="00AE41E2"/>
+    <w:rsid w:val="00CD3116"/>
     <w:pPr>
       <w:pBdr>
         <w:top w:val="single" w:sz="4" w:space="10" w:color="2F5496" w:themeColor="accent1" w:themeShade="BF"/>
@@ -1239,7 +1239,7 @@
     <w:basedOn w:val="DefaultParagraphFont"/>
     <w:link w:val="IntenseQuote"/>
     <w:uiPriority w:val="30"/>
-    <w:rsid w:val="00AE41E2"/>
+    <w:rsid w:val="00CD3116"/>
     <w:rPr>
       <w:i/>
       <w:iCs/>
@@ -1251,7 +1251,7 @@
     <w:basedOn w:val="DefaultParagraphFont"/>
     <w:uiPriority w:val="32"/>
     <w:qFormat/>
-    <w:rsid w:val="00AE41E2"/>
+    <w:rsid w:val="00CD3116"/>
     <w:rPr>
       <w:b/>
       <w:bCs/>
